--- a/Job Hunt 2026/2026-08-11 - Rico Roofing - Experienced Roofing Sales Representative/Job Description & Company Research - Rico Roofing.docx
+++ b/Job Hunt 2026/2026-08-11 - Rico Roofing - Experienced Roofing Sales Representative/Job Description & Company Research - Rico Roofing.docx
@@ -44,7 +44,7 @@
         </w:rPr>
         <w:t xml:space="preserve">APPLY:  </w:t>
       </w:r>
-      <w:hyperlink w:history="1" r:id="rIdxe27fdagmoyjqdchm6o68">
+      <w:hyperlink w:history="1" r:id="rIdlizcl6yplt9ts7b_pgpuh">
         <w:r>
           <w:rPr>
             <w:rFonts w:ascii="Calibri" w:cs="Calibri" w:eastAsia="Calibri" w:hAnsi="Calibri"/>
@@ -1420,17 +1420,29 @@
     </w:p>
     <w:p>
       <w:pPr>
-        <w:spacing w:after="100" w:line="264"/>
-      </w:pPr>
-      <w:r>
-        <w:rPr>
-          <w:rFonts w:ascii="Calibri" w:cs="Calibri" w:eastAsia="Calibri" w:hAnsi="Calibri"/>
-          <w:color w:val="1A1A1A"/>
-          <w:sz w:val="21"/>
-          <w:szCs w:val="21"/>
-        </w:rPr>
-        <w:t xml:space="preserve">No Reddit threads mention Rico Roofing. Both a general search and a site:reddit.com search came back with nothing relevant.</w:t>
-      </w:r>
+        <w:spacing w:after="100"/>
+      </w:pPr>
+      <w:r>
+        <w:rPr>
+          <w:rFonts w:ascii="Calibri" w:cs="Calibri" w:eastAsia="Calibri" w:hAnsi="Calibri"/>
+          <w:color w:val="1A1A1A"/>
+          <w:sz w:val="21"/>
+          <w:szCs w:val="21"/>
+        </w:rPr>
+        <w:t xml:space="preserve">Reddit could not be searched for this sheet: Reddit blocks the automated search Claude uses. Open the link to read what people say there. </w:t>
+      </w:r>
+      <w:hyperlink w:history="1" r:id="rIdzuuevll21iplxi4rgl5ec">
+        <w:r>
+          <w:rPr>
+            <w:rFonts w:ascii="Calibri" w:cs="Calibri" w:eastAsia="Calibri" w:hAnsi="Calibri"/>
+            <w:color w:val="1A4D8F"/>
+            <w:sz w:val="21"/>
+            <w:szCs w:val="21"/>
+            <w:u w:val="single"/>
+          </w:rPr>
+          <w:t xml:space="preserve">Search Reddit for Rico Roofing</w:t>
+        </w:r>
+      </w:hyperlink>
     </w:p>
     <w:p>
       <w:pPr>
@@ -1494,7 +1506,7 @@
         </w:rPr>
         <w:t xml:space="preserve"> </w:t>
       </w:r>
-      <w:hyperlink w:history="1" r:id="rIdfaj2ajt_ainka7jiier9-">
+      <w:hyperlink w:history="1" r:id="rIddmx2n3izmq1v4t_vrlqd1">
         <w:r>
           <w:rPr>
             <w:rFonts w:ascii="Calibri" w:cs="Calibri" w:eastAsia="Calibri" w:hAnsi="Calibri"/>
@@ -1514,7 +1526,7 @@
         </w:rPr>
         <w:t xml:space="preserve"> </w:t>
       </w:r>
-      <w:hyperlink w:history="1" r:id="rIdb5yuxzvgqaejitgiwpdd3">
+      <w:hyperlink w:history="1" r:id="rIdld_xp4tiehzahvilo9mxo">
         <w:r>
           <w:rPr>
             <w:rFonts w:ascii="Calibri" w:cs="Calibri" w:eastAsia="Calibri" w:hAnsi="Calibri"/>
@@ -1553,7 +1565,7 @@
         </w:rPr>
         <w:t xml:space="preserve"> </w:t>
       </w:r>
-      <w:hyperlink w:history="1" r:id="rIdoiwyxtof4cymd-stvhppn">
+      <w:hyperlink w:history="1" r:id="rIdk3e0zclq-xlgzp5mh9mhr">
         <w:r>
           <w:rPr>
             <w:rFonts w:ascii="Calibri" w:cs="Calibri" w:eastAsia="Calibri" w:hAnsi="Calibri"/>
@@ -1592,7 +1604,7 @@
         </w:rPr>
         <w:t xml:space="preserve"> </w:t>
       </w:r>
-      <w:hyperlink w:history="1" r:id="rIdktzzgqjdhexfygpxgtpeb">
+      <w:hyperlink w:history="1" r:id="rIdqqoi5uwgk_1o7pb7box6j">
         <w:r>
           <w:rPr>
             <w:rFonts w:ascii="Calibri" w:cs="Calibri" w:eastAsia="Calibri" w:hAnsi="Calibri"/>
@@ -1631,7 +1643,7 @@
         </w:rPr>
         <w:t xml:space="preserve"> </w:t>
       </w:r>
-      <w:hyperlink w:history="1" r:id="rIdwk6gexkbj3t-xew-ygkww">
+      <w:hyperlink w:history="1" r:id="rIdikbzn1c9rpjnphbn5xsus">
         <w:r>
           <w:rPr>
             <w:rFonts w:ascii="Calibri" w:cs="Calibri" w:eastAsia="Calibri" w:hAnsi="Calibri"/>
@@ -1651,7 +1663,7 @@
         </w:rPr>
         <w:t xml:space="preserve"> </w:t>
       </w:r>
-      <w:hyperlink w:history="1" r:id="rIdp8nprsrbwjrq1jxexwudd">
+      <w:hyperlink w:history="1" r:id="rIdaswk9kfsmtg7d8bmltinu">
         <w:r>
           <w:rPr>
             <w:rFonts w:ascii="Calibri" w:cs="Calibri" w:eastAsia="Calibri" w:hAnsi="Calibri"/>
@@ -1690,7 +1702,7 @@
         </w:rPr>
         <w:t xml:space="preserve"> </w:t>
       </w:r>
-      <w:hyperlink w:history="1" r:id="rId2f04moyc5pwjezfcivxgd">
+      <w:hyperlink w:history="1" r:id="rIdgf-vpyl9hm5j46lfyxagp">
         <w:r>
           <w:rPr>
             <w:rFonts w:ascii="Calibri" w:cs="Calibri" w:eastAsia="Calibri" w:hAnsi="Calibri"/>
@@ -1729,7 +1741,7 @@
         </w:rPr>
         <w:t xml:space="preserve"> </w:t>
       </w:r>
-      <w:hyperlink w:history="1" r:id="rIdtlzepcr1crcqiet5hyfs2">
+      <w:hyperlink w:history="1" r:id="rIdfzjje3m0kbsikctbwbtkw">
         <w:r>
           <w:rPr>
             <w:rFonts w:ascii="Calibri" w:cs="Calibri" w:eastAsia="Calibri" w:hAnsi="Calibri"/>
@@ -1784,7 +1796,7 @@
         </w:rPr>
         <w:t xml:space="preserve"> </w:t>
       </w:r>
-      <w:hyperlink w:history="1" r:id="rIdb7keszd9wwujrpbhwdhfj">
+      <w:hyperlink w:history="1" r:id="rIddbfzjzybnxidfadhhmoml">
         <w:r>
           <w:rPr>
             <w:rFonts w:ascii="Calibri" w:cs="Calibri" w:eastAsia="Calibri" w:hAnsi="Calibri"/>
@@ -1804,7 +1816,7 @@
         </w:rPr>
         <w:t xml:space="preserve"> </w:t>
       </w:r>
-      <w:hyperlink w:history="1" r:id="rId0cquormntif6jebd3e_oi">
+      <w:hyperlink w:history="1" r:id="rIdr-qzr-xj6gg1nl-uwfkif">
         <w:r>
           <w:rPr>
             <w:rFonts w:ascii="Calibri" w:cs="Calibri" w:eastAsia="Calibri" w:hAnsi="Calibri"/>
@@ -1843,7 +1855,7 @@
         </w:rPr>
         <w:t xml:space="preserve"> </w:t>
       </w:r>
-      <w:hyperlink w:history="1" r:id="rIduhvvskivpwvp_xqhrgr1d">
+      <w:hyperlink w:history="1" r:id="rIdnmcuvcbad86k0silckho4">
         <w:r>
           <w:rPr>
             <w:rFonts w:ascii="Calibri" w:cs="Calibri" w:eastAsia="Calibri" w:hAnsi="Calibri"/>
@@ -1882,7 +1894,7 @@
         </w:rPr>
         <w:t xml:space="preserve"> </w:t>
       </w:r>
-      <w:hyperlink w:history="1" r:id="rId-ziva1_vs0os7ec5evpyd">
+      <w:hyperlink w:history="1" r:id="rIdi_bd-7veildz49q0tgbfj">
         <w:r>
           <w:rPr>
             <w:rFonts w:ascii="Calibri" w:cs="Calibri" w:eastAsia="Calibri" w:hAnsi="Calibri"/>
@@ -1902,7 +1914,7 @@
         </w:rPr>
         <w:t xml:space="preserve"> </w:t>
       </w:r>
-      <w:hyperlink w:history="1" r:id="rIdge0z8kqthh2z4509dlzsx">
+      <w:hyperlink w:history="1" r:id="rIde9oqbcfzfd0pkbq6evu_o">
         <w:r>
           <w:rPr>
             <w:rFonts w:ascii="Calibri" w:cs="Calibri" w:eastAsia="Calibri" w:hAnsi="Calibri"/>
@@ -1922,7 +1934,7 @@
         </w:rPr>
         <w:t xml:space="preserve"> </w:t>
       </w:r>
-      <w:hyperlink w:history="1" r:id="rIdo42vdi-zvtvn1q0rlsbf7">
+      <w:hyperlink w:history="1" r:id="rId6u9pxdhoeaxkhejd-rtgo">
         <w:r>
           <w:rPr>
             <w:rFonts w:ascii="Calibri" w:cs="Calibri" w:eastAsia="Calibri" w:hAnsi="Calibri"/>
@@ -1961,7 +1973,7 @@
         </w:rPr>
         <w:t xml:space="preserve"> </w:t>
       </w:r>
-      <w:hyperlink w:history="1" r:id="rId64cjfjcciiegjuv3czlox">
+      <w:hyperlink w:history="1" r:id="rIdh7xxa3aejoarshpxmoswk">
         <w:r>
           <w:rPr>
             <w:rFonts w:ascii="Calibri" w:cs="Calibri" w:eastAsia="Calibri" w:hAnsi="Calibri"/>
@@ -1981,7 +1993,7 @@
         </w:rPr>
         <w:t xml:space="preserve"> </w:t>
       </w:r>
-      <w:hyperlink w:history="1" r:id="rIdefvdykbqai6pxem8lz1wu">
+      <w:hyperlink w:history="1" r:id="rId5xi3w5bn6gu09eo0wposa">
         <w:r>
           <w:rPr>
             <w:rFonts w:ascii="Calibri" w:cs="Calibri" w:eastAsia="Calibri" w:hAnsi="Calibri"/>
@@ -2020,7 +2032,7 @@
         </w:rPr>
         <w:t xml:space="preserve"> </w:t>
       </w:r>
-      <w:hyperlink w:history="1" r:id="rId9oonegc_74s39hellldcm">
+      <w:hyperlink w:history="1" r:id="rId1zbwvgebtmnnx13ntankw">
         <w:r>
           <w:rPr>
             <w:rFonts w:ascii="Calibri" w:cs="Calibri" w:eastAsia="Calibri" w:hAnsi="Calibri"/>
@@ -2040,7 +2052,7 @@
         </w:rPr>
         <w:t xml:space="preserve"> </w:t>
       </w:r>
-      <w:hyperlink w:history="1" r:id="rIdvtatblfimwh3tgnzc_csb">
+      <w:hyperlink w:history="1" r:id="rIds6xkjhjuddikhlqahzbr4">
         <w:r>
           <w:rPr>
             <w:rFonts w:ascii="Calibri" w:cs="Calibri" w:eastAsia="Calibri" w:hAnsi="Calibri"/>
@@ -2060,7 +2072,7 @@
         </w:rPr>
         <w:t xml:space="preserve"> </w:t>
       </w:r>
-      <w:hyperlink w:history="1" r:id="rId1ks-rzn_lnpp4wk1x0n0p">
+      <w:hyperlink w:history="1" r:id="rId01dpliyctmdcmlln1c2ft">
         <w:r>
           <w:rPr>
             <w:rFonts w:ascii="Calibri" w:cs="Calibri" w:eastAsia="Calibri" w:hAnsi="Calibri"/>
@@ -2099,7 +2111,7 @@
         </w:rPr>
         <w:t xml:space="preserve"> </w:t>
       </w:r>
-      <w:hyperlink w:history="1" r:id="rIdv-wxuaonkpueqks_-a-lx">
+      <w:hyperlink w:history="1" r:id="rIdmk0k_mhey8lrgoe0aiaws">
         <w:r>
           <w:rPr>
             <w:rFonts w:ascii="Calibri" w:cs="Calibri" w:eastAsia="Calibri" w:hAnsi="Calibri"/>
@@ -2119,7 +2131,7 @@
         </w:rPr>
         <w:t xml:space="preserve"> </w:t>
       </w:r>
-      <w:hyperlink w:history="1" r:id="rIdrqtjk73s221lw4-9rgvh8">
+      <w:hyperlink w:history="1" r:id="rIdwuvwdz3owvy9prdkc6yy1">
         <w:r>
           <w:rPr>
             <w:rFonts w:ascii="Calibri" w:cs="Calibri" w:eastAsia="Calibri" w:hAnsi="Calibri"/>
@@ -2158,7 +2170,7 @@
         </w:rPr>
         <w:t xml:space="preserve"> </w:t>
       </w:r>
-      <w:hyperlink w:history="1" r:id="rIdgck3lfofvkxatvxq57bit">
+      <w:hyperlink w:history="1" r:id="rIdugykeokph0ykqzfzq0tts">
         <w:r>
           <w:rPr>
             <w:rFonts w:ascii="Calibri" w:cs="Calibri" w:eastAsia="Calibri" w:hAnsi="Calibri"/>
@@ -2339,7 +2351,7 @@
         </w:numPr>
         <w:spacing w:after="50" w:line="259"/>
       </w:pPr>
-      <w:hyperlink w:history="1" r:id="rIdkuadksyeiwe3g1vriokxu">
+      <w:hyperlink w:history="1" r:id="rIdk4sbrygfydfuxapadm5sb">
         <w:r>
           <w:rPr>
             <w:rFonts w:ascii="Calibri" w:cs="Calibri" w:eastAsia="Calibri" w:hAnsi="Calibri"/>
@@ -2370,7 +2382,7 @@
         </w:numPr>
         <w:spacing w:after="50" w:line="259"/>
       </w:pPr>
-      <w:hyperlink w:history="1" r:id="rIdfzmrhxf7asjuytiqhumhw">
+      <w:hyperlink w:history="1" r:id="rId3s-ea2y9paetxt-gcy9xx">
         <w:r>
           <w:rPr>
             <w:rFonts w:ascii="Calibri" w:cs="Calibri" w:eastAsia="Calibri" w:hAnsi="Calibri"/>
@@ -2401,7 +2413,7 @@
         </w:numPr>
         <w:spacing w:after="50" w:line="259"/>
       </w:pPr>
-      <w:hyperlink w:history="1" r:id="rId3l4didv7iprczaa_ml6mw">
+      <w:hyperlink w:history="1" r:id="rId5hlo6loijyd23liq61hji">
         <w:r>
           <w:rPr>
             <w:rFonts w:ascii="Calibri" w:cs="Calibri" w:eastAsia="Calibri" w:hAnsi="Calibri"/>
@@ -2432,7 +2444,7 @@
         </w:numPr>
         <w:spacing w:after="50" w:line="259"/>
       </w:pPr>
-      <w:hyperlink w:history="1" r:id="rIdtuw7tmdjwavaitmo4smzr">
+      <w:hyperlink w:history="1" r:id="rId7knb0mxngeudh2naq-oiv">
         <w:r>
           <w:rPr>
             <w:rFonts w:ascii="Calibri" w:cs="Calibri" w:eastAsia="Calibri" w:hAnsi="Calibri"/>
@@ -2463,7 +2475,7 @@
         </w:numPr>
         <w:spacing w:after="50" w:line="259"/>
       </w:pPr>
-      <w:hyperlink w:history="1" r:id="rId5ja6u09omkijgjqq-5i_w">
+      <w:hyperlink w:history="1" r:id="rIdbfolxzltarqneasbcxwrw">
         <w:r>
           <w:rPr>
             <w:rFonts w:ascii="Calibri" w:cs="Calibri" w:eastAsia="Calibri" w:hAnsi="Calibri"/>
@@ -2494,7 +2506,7 @@
         </w:numPr>
         <w:spacing w:after="50" w:line="259"/>
       </w:pPr>
-      <w:hyperlink w:history="1" r:id="rIdns-ybtbppmm9dk7ddnlkx">
+      <w:hyperlink w:history="1" r:id="rIdapxddoar4xw-trtbkt-cy">
         <w:r>
           <w:rPr>
             <w:rFonts w:ascii="Calibri" w:cs="Calibri" w:eastAsia="Calibri" w:hAnsi="Calibri"/>
@@ -2525,7 +2537,7 @@
         </w:numPr>
         <w:spacing w:after="50" w:line="259"/>
       </w:pPr>
-      <w:hyperlink w:history="1" r:id="rIdwibtolj-g1xetbnh0arnz">
+      <w:hyperlink w:history="1" r:id="rIdaxgcujkgddomwns9swn3o">
         <w:r>
           <w:rPr>
             <w:rFonts w:ascii="Calibri" w:cs="Calibri" w:eastAsia="Calibri" w:hAnsi="Calibri"/>
@@ -2556,7 +2568,7 @@
         </w:numPr>
         <w:spacing w:after="50" w:line="259"/>
       </w:pPr>
-      <w:hyperlink w:history="1" r:id="rIdd-5wlw_10baravhiebqy1">
+      <w:hyperlink w:history="1" r:id="rIdqwrk1exej-f0rdwngvd3w">
         <w:r>
           <w:rPr>
             <w:rFonts w:ascii="Calibri" w:cs="Calibri" w:eastAsia="Calibri" w:hAnsi="Calibri"/>
@@ -2587,7 +2599,7 @@
         </w:numPr>
         <w:spacing w:after="50" w:line="259"/>
       </w:pPr>
-      <w:hyperlink w:history="1" r:id="rIdsm1jttf7aaasy8tstpv3m">
+      <w:hyperlink w:history="1" r:id="rIdw38vf7dwiiqbzb1o18yc5">
         <w:r>
           <w:rPr>
             <w:rFonts w:ascii="Calibri" w:cs="Calibri" w:eastAsia="Calibri" w:hAnsi="Calibri"/>
@@ -2618,7 +2630,7 @@
         </w:numPr>
         <w:spacing w:after="50" w:line="259"/>
       </w:pPr>
-      <w:hyperlink w:history="1" r:id="rIdvu6wguhoa4swg3onupd2s">
+      <w:hyperlink w:history="1" r:id="rIdcwp3shgw0mjcmoukwwivb">
         <w:r>
           <w:rPr>
             <w:rFonts w:ascii="Calibri" w:cs="Calibri" w:eastAsia="Calibri" w:hAnsi="Calibri"/>
@@ -2649,7 +2661,7 @@
         </w:numPr>
         <w:spacing w:after="50" w:line="259"/>
       </w:pPr>
-      <w:hyperlink w:history="1" r:id="rIdbgm_0723rprogsdc67aw_">
+      <w:hyperlink w:history="1" r:id="rIdxg3mkuzp4bhk-yvrazexw">
         <w:r>
           <w:rPr>
             <w:rFonts w:ascii="Calibri" w:cs="Calibri" w:eastAsia="Calibri" w:hAnsi="Calibri"/>
@@ -2680,7 +2692,7 @@
         </w:numPr>
         <w:spacing w:after="50" w:line="259"/>
       </w:pPr>
-      <w:hyperlink w:history="1" r:id="rId7nr-s-xfvjwe51-zuhqkj">
+      <w:hyperlink w:history="1" r:id="rIdxkfcl9rsldxk8nnx3ww5d">
         <w:r>
           <w:rPr>
             <w:rFonts w:ascii="Calibri" w:cs="Calibri" w:eastAsia="Calibri" w:hAnsi="Calibri"/>
@@ -2711,7 +2723,7 @@
         </w:numPr>
         <w:spacing w:after="50" w:line="259"/>
       </w:pPr>
-      <w:hyperlink w:history="1" r:id="rIdelq4tgzqyk-eafqptwlfi">
+      <w:hyperlink w:history="1" r:id="rId01ozjd8cllfqrpp1lhnbw">
         <w:r>
           <w:rPr>
             <w:rFonts w:ascii="Calibri" w:cs="Calibri" w:eastAsia="Calibri" w:hAnsi="Calibri"/>
